--- a/people-lead/word/andressa/07-resumo-call-1.docx
+++ b/people-lead/word/andressa/07-resumo-call-1.docx
@@ -30,21 +30,6 @@
           <w:sz w:val="40"/>
         </w:rPr>
         <w:t>Andressa Silva</w:t>
-      </w:r>
-    </w:p>
-    <w:p>
-      <w:pPr>
-        <w:jc w:val="center"/>
-      </w:pPr>
-      <w:r>
-        <w:rPr>
-          <w:rFonts w:ascii="Calibri" w:hAnsi="Calibri" w:eastAsia="Calibri"/>
-          <w:b w:val="0"/>
-          <w:i/>
-          <w:color w:val="555555"/>
-          <w:sz w:val="24"/>
-        </w:rPr>
-        <w:t>MAPFRE</w:t>
       </w:r>
     </w:p>
     <w:p/>
@@ -1049,6 +1034,138 @@
         <w:t>Próxima call deve fechar prioridades, autoavaliação e escada realista de certificação.</w:t>
       </w:r>
     </w:p>
+    <w:p>
+      <w:pPr>
+        <w:pStyle w:val="Heading2"/>
+      </w:pPr>
+      <w:r>
+        <w:t>Ajuda para preencher a Autorreflexão (ABCD) — até 28/08</w:t>
+      </w:r>
+    </w:p>
+    <w:p>
+      <w:r>
+        <w:rPr>
+          <w:rFonts w:ascii="Calibri" w:hAnsi="Calibri" w:eastAsia="Calibri"/>
+          <w:b w:val="0"/>
+          <w:i w:val="0"/>
+          <w:sz w:val="22"/>
+        </w:rPr>
+        <w:t>Doc pronto com passo a passo na tela + textos para colar + Atualidade ≤150 caracteres:</w:t>
+      </w:r>
+    </w:p>
+    <w:p>
+      <w:pPr>
+        <w:pStyle w:val="ListBullet"/>
+      </w:pPr>
+      <w:r>
+        <w:rPr>
+          <w:rFonts w:ascii="Calibri" w:hAnsi="Calibri" w:eastAsia="Calibri"/>
+          <w:b w:val="0"/>
+          <w:i w:val="0"/>
+          <w:sz w:val="22"/>
+        </w:rPr>
+        <w:t xml:space="preserve">Markdown: </w:t>
+      </w:r>
+      <w:r>
+        <w:rPr>
+          <w:rFonts w:ascii="Consolas" w:hAnsi="Consolas" w:eastAsia="Consolas"/>
+          <w:b w:val="0"/>
+          <w:i w:val="0"/>
+          <w:color w:val="333333"/>
+          <w:sz w:val="18"/>
+        </w:rPr>
+        <w:t>people-lead/andressa/09-autorreflexao-passo-a-passo.md</w:t>
+      </w:r>
+    </w:p>
+    <w:p>
+      <w:pPr>
+        <w:pStyle w:val="ListBullet"/>
+      </w:pPr>
+      <w:r>
+        <w:rPr>
+          <w:rFonts w:ascii="Calibri" w:hAnsi="Calibri" w:eastAsia="Calibri"/>
+          <w:b w:val="0"/>
+          <w:i w:val="0"/>
+          <w:sz w:val="22"/>
+        </w:rPr>
+        <w:t xml:space="preserve">Word: </w:t>
+      </w:r>
+      <w:r>
+        <w:rPr>
+          <w:rFonts w:ascii="Consolas" w:hAnsi="Consolas" w:eastAsia="Consolas"/>
+          <w:b w:val="0"/>
+          <w:i w:val="0"/>
+          <w:color w:val="333333"/>
+          <w:sz w:val="18"/>
+        </w:rPr>
+        <w:t>DOCS-PEOPLE-LEAD/Andressa-Silva/05-Autorreflexao-passo-a-passo.docx</w:t>
+      </w:r>
+    </w:p>
+    <w:p>
+      <w:r>
+        <w:rPr>
+          <w:rFonts w:ascii="Calibri" w:hAnsi="Calibri" w:eastAsia="Calibri"/>
+          <w:b w:val="0"/>
+          <w:i w:val="0"/>
+          <w:sz w:val="22"/>
+        </w:rPr>
+        <w:t xml:space="preserve">Resumo do caminho: Priorities Homepage → </w:t>
+      </w:r>
+      <w:r>
+        <w:rPr>
+          <w:rFonts w:ascii="Calibri" w:hAnsi="Calibri" w:eastAsia="Calibri"/>
+          <w:b/>
+          <w:i w:val="0"/>
+          <w:sz w:val="22"/>
+        </w:rPr>
+        <w:t>Edit &gt;</w:t>
+      </w:r>
+      <w:r>
+        <w:rPr>
+          <w:rFonts w:ascii="Calibri" w:hAnsi="Calibri" w:eastAsia="Calibri"/>
+          <w:b w:val="0"/>
+          <w:i w:val="0"/>
+          <w:sz w:val="22"/>
+        </w:rPr>
+        <w:t xml:space="preserve"> → </w:t>
+      </w:r>
+      <w:r>
+        <w:rPr>
+          <w:rFonts w:ascii="Calibri" w:hAnsi="Calibri" w:eastAsia="Calibri"/>
+          <w:b/>
+          <w:i w:val="0"/>
+          <w:sz w:val="22"/>
+        </w:rPr>
+        <w:t>Submeta e Refleta</w:t>
+      </w:r>
+      <w:r>
+        <w:rPr>
+          <w:rFonts w:ascii="Calibri" w:hAnsi="Calibri" w:eastAsia="Calibri"/>
+          <w:b w:val="0"/>
+          <w:i w:val="0"/>
+          <w:sz w:val="22"/>
+        </w:rPr>
+        <w:t xml:space="preserve"> → colar reflexão → slider → Atualidade (máx. 150) → </w:t>
+      </w:r>
+      <w:r>
+        <w:rPr>
+          <w:rFonts w:ascii="Calibri" w:hAnsi="Calibri" w:eastAsia="Calibri"/>
+          <w:b/>
+          <w:i w:val="0"/>
+          <w:sz w:val="22"/>
+        </w:rPr>
+        <w:t>Enviar</w:t>
+      </w:r>
+      <w:r>
+        <w:rPr>
+          <w:rFonts w:ascii="Calibri" w:hAnsi="Calibri" w:eastAsia="Calibri"/>
+          <w:b w:val="0"/>
+          <w:i w:val="0"/>
+          <w:sz w:val="22"/>
+        </w:rPr>
+        <w:t>.</w:t>
+      </w:r>
+    </w:p>
     <w:sectPr>
       <w:footerReference w:type="default" r:id="rId9"/>
       <w:pgSz w:w="12240" w:h="15840"/>

--- a/people-lead/word/andressa/07-resumo-call-1.docx
+++ b/people-lead/word/andressa/07-resumo-call-1.docx
@@ -4,72 +4,47 @@
   <w:body>
     <w:p>
       <w:pPr>
-        <w:jc w:val="center"/>
+        <w:jc w:val="left"/>
       </w:pPr>
       <w:r>
         <w:rPr>
-          <w:rFonts w:ascii="Calibri" w:hAnsi="Calibri" w:eastAsia="Calibri"/>
           <w:b/>
-          <w:i w:val="0"/>
           <w:color w:val="1F3A5F"/>
-          <w:sz w:val="22"/>
+          <w:sz w:val="40"/>
         </w:rPr>
-        <w:t>RESUMO DA 1:1 #1 · 28/07/2026</w:t>
+        <w:t>Resumo da call — Andressa Silva</w:t>
       </w:r>
     </w:p>
     <w:p>
-      <w:pPr>
-        <w:jc w:val="center"/>
-      </w:pPr>
       <w:r>
         <w:rPr>
-          <w:rFonts w:ascii="Calibri" w:hAnsi="Calibri" w:eastAsia="Calibri"/>
-          <w:b/>
-          <w:i w:val="0"/>
-          <w:color w:val="1F3A5F"/>
-          <w:sz w:val="40"/>
+          <w:i/>
+          <w:color w:val="555555"/>
+          <w:sz w:val="22"/>
         </w:rPr>
-        <w:t>Andressa Silva</w:t>
+        <w:t>Andressa Silva · People Lead · documento editável</w:t>
       </w:r>
     </w:p>
     <w:p/>
     <w:p>
       <w:r>
         <w:rPr>
-          <w:rFonts w:ascii="Calibri" w:hAnsi="Calibri" w:eastAsia="Calibri"/>
           <w:b/>
-          <w:i w:val="0"/>
-          <w:sz w:val="22"/>
         </w:rPr>
         <w:t>1:1 #1 · 28/07/2026</w:t>
       </w:r>
     </w:p>
     <w:p>
       <w:r>
-        <w:rPr>
-          <w:rFonts w:ascii="Calibri" w:hAnsi="Calibri" w:eastAsia="Calibri"/>
-          <w:b w:val="0"/>
-          <w:i w:val="0"/>
-          <w:sz w:val="22"/>
-        </w:rPr>
         <w:t xml:space="preserve">People Lead: Jônatas · Cliente: </w:t>
       </w:r>
       <w:r>
         <w:rPr>
-          <w:rFonts w:ascii="Calibri" w:hAnsi="Calibri" w:eastAsia="Calibri"/>
           <w:b/>
-          <w:i w:val="0"/>
-          <w:sz w:val="22"/>
         </w:rPr>
         <w:t>MAPFRE</w:t>
       </w:r>
       <w:r>
-        <w:rPr>
-          <w:rFonts w:ascii="Calibri" w:hAnsi="Calibri" w:eastAsia="Calibri"/>
-          <w:b w:val="0"/>
-          <w:i w:val="0"/>
-          <w:sz w:val="22"/>
-        </w:rPr>
         <w:t xml:space="preserve"> · Cargo: Analyst, Back-End Developer</w:t>
       </w:r>
     </w:p>
@@ -90,48 +65,24 @@
     </w:p>
     <w:p>
       <w:r>
-        <w:rPr>
-          <w:rFonts w:ascii="Calibri" w:hAnsi="Calibri" w:eastAsia="Calibri"/>
-          <w:b w:val="0"/>
-          <w:i w:val="0"/>
-          <w:sz w:val="22"/>
-        </w:rPr>
         <w:t xml:space="preserve">Primeira conversa após a troca de CA: Andressa está engajada com o People Lead, mas </w:t>
       </w:r>
       <w:r>
         <w:rPr>
-          <w:rFonts w:ascii="Calibri" w:hAnsi="Calibri" w:eastAsia="Calibri"/>
           <w:b/>
-          <w:i w:val="0"/>
-          <w:sz w:val="22"/>
         </w:rPr>
         <w:t>frustrada com a MAPFRE</w:t>
       </w:r>
       <w:r>
-        <w:rPr>
-          <w:rFonts w:ascii="Calibri" w:hAnsi="Calibri" w:eastAsia="Calibri"/>
-          <w:b w:val="0"/>
-          <w:i w:val="0"/>
-          <w:sz w:val="22"/>
-        </w:rPr>
         <w:t xml:space="preserve"> (legado, suporte, stack antiga) e </w:t>
       </w:r>
       <w:r>
         <w:rPr>
-          <w:rFonts w:ascii="Calibri" w:hAnsi="Calibri" w:eastAsia="Calibri"/>
           <w:b/>
-          <w:i w:val="0"/>
-          <w:sz w:val="22"/>
         </w:rPr>
         <w:t>desanimada com certificações</w:t>
       </w:r>
       <w:r>
-        <w:rPr>
-          <w:rFonts w:ascii="Calibri" w:hAnsi="Calibri" w:eastAsia="Calibri"/>
-          <w:b w:val="0"/>
-          <w:i w:val="0"/>
-          <w:sz w:val="22"/>
-        </w:rPr>
         <w:t xml:space="preserve"> após muitas tentativas sem badge novo.</w:t>
       </w:r>
     </w:p>
@@ -148,12 +99,6 @@
         <w:pStyle w:val="ListBullet"/>
       </w:pPr>
       <w:r>
-        <w:rPr>
-          <w:rFonts w:ascii="Calibri" w:hAnsi="Calibri" w:eastAsia="Calibri"/>
-          <w:b w:val="0"/>
-          <w:i w:val="0"/>
-          <w:sz w:val="22"/>
-        </w:rPr>
         <w:t>Apresentação do novo People Lead (antes: Josias).</w:t>
       </w:r>
     </w:p>
@@ -162,30 +107,15 @@
         <w:pStyle w:val="ListBullet"/>
       </w:pPr>
       <w:r>
-        <w:rPr>
-          <w:rFonts w:ascii="Calibri" w:hAnsi="Calibri" w:eastAsia="Calibri"/>
-          <w:b w:val="0"/>
-          <w:i w:val="0"/>
-          <w:sz w:val="22"/>
-        </w:rPr>
         <w:t xml:space="preserve">Cadência combinada: </w:t>
       </w:r>
       <w:r>
         <w:rPr>
-          <w:rFonts w:ascii="Calibri" w:hAnsi="Calibri" w:eastAsia="Calibri"/>
           <w:b/>
-          <w:i w:val="0"/>
-          <w:sz w:val="22"/>
         </w:rPr>
         <w:t>1x por mês</w:t>
       </w:r>
       <w:r>
-        <w:rPr>
-          <w:rFonts w:ascii="Calibri" w:hAnsi="Calibri" w:eastAsia="Calibri"/>
-          <w:b w:val="0"/>
-          <w:i w:val="0"/>
-          <w:sz w:val="22"/>
-        </w:rPr>
         <w:t>.</w:t>
       </w:r>
     </w:p>
@@ -194,12 +124,6 @@
         <w:pStyle w:val="ListBullet"/>
       </w:pPr>
       <w:r>
-        <w:rPr>
-          <w:rFonts w:ascii="Calibri" w:hAnsi="Calibri" w:eastAsia="Calibri"/>
-          <w:b w:val="0"/>
-          <w:i w:val="0"/>
-          <w:sz w:val="22"/>
-        </w:rPr>
         <w:t>Objetivo: conhecer, ouvir expectativa e abrir canal.</w:t>
       </w:r>
     </w:p>
@@ -216,30 +140,15 @@
         <w:pStyle w:val="ListBullet"/>
       </w:pPr>
       <w:r>
-        <w:rPr>
-          <w:rFonts w:ascii="Calibri" w:hAnsi="Calibri" w:eastAsia="Calibri"/>
-          <w:b w:val="0"/>
-          <w:i w:val="0"/>
-          <w:sz w:val="22"/>
-        </w:rPr>
         <w:t xml:space="preserve">Desde </w:t>
       </w:r>
       <w:r>
         <w:rPr>
-          <w:rFonts w:ascii="Calibri" w:hAnsi="Calibri" w:eastAsia="Calibri"/>
           <w:b/>
-          <w:i w:val="0"/>
-          <w:sz w:val="22"/>
         </w:rPr>
         <w:t>outubro/2025</w:t>
       </w:r>
       <w:r>
-        <w:rPr>
-          <w:rFonts w:ascii="Calibri" w:hAnsi="Calibri" w:eastAsia="Calibri"/>
-          <w:b w:val="0"/>
-          <w:i w:val="0"/>
-          <w:sz w:val="22"/>
-        </w:rPr>
         <w:t xml:space="preserve"> em sustentação.</w:t>
       </w:r>
     </w:p>
@@ -248,30 +157,15 @@
         <w:pStyle w:val="ListBullet"/>
       </w:pPr>
       <w:r>
-        <w:rPr>
-          <w:rFonts w:ascii="Calibri" w:hAnsi="Calibri" w:eastAsia="Calibri"/>
-          <w:b w:val="0"/>
-          <w:i w:val="0"/>
-          <w:sz w:val="22"/>
-        </w:rPr>
         <w:t xml:space="preserve">Stack: .NET Framework antigo, </w:t>
       </w:r>
       <w:r>
         <w:rPr>
-          <w:rFonts w:ascii="Calibri" w:hAnsi="Calibri" w:eastAsia="Calibri"/>
           <w:b/>
-          <w:i w:val="0"/>
-          <w:sz w:val="22"/>
         </w:rPr>
         <w:t>TFS</w:t>
       </w:r>
       <w:r>
-        <w:rPr>
-          <w:rFonts w:ascii="Calibri" w:hAnsi="Calibri" w:eastAsia="Calibri"/>
-          <w:b w:val="0"/>
-          <w:i w:val="0"/>
-          <w:sz w:val="22"/>
-        </w:rPr>
         <w:t>, SOAP, DLLs.</w:t>
       </w:r>
     </w:p>
@@ -280,12 +174,6 @@
         <w:pStyle w:val="ListBullet"/>
       </w:pPr>
       <w:r>
-        <w:rPr>
-          <w:rFonts w:ascii="Calibri" w:hAnsi="Calibri" w:eastAsia="Calibri"/>
-          <w:b w:val="0"/>
-          <w:i w:val="0"/>
-          <w:sz w:val="22"/>
-        </w:rPr>
         <w:t>Contraste forte com o projeto anterior (Pix): .NET Core, microsserviços, Git.</w:t>
       </w:r>
     </w:p>
@@ -294,12 +182,6 @@
         <w:pStyle w:val="ListBullet"/>
       </w:pPr>
       <w:r>
-        <w:rPr>
-          <w:rFonts w:ascii="Calibri" w:hAnsi="Calibri" w:eastAsia="Calibri"/>
-          <w:b w:val="0"/>
-          <w:i w:val="0"/>
-          <w:sz w:val="22"/>
-        </w:rPr>
         <w:t>Trabalho reativo: parceiro aponta erro → análise → tempo alto só para o sistema funcionar.</w:t>
       </w:r>
     </w:p>
@@ -308,30 +190,15 @@
         <w:pStyle w:val="ListBullet"/>
       </w:pPr>
       <w:r>
-        <w:rPr>
-          <w:rFonts w:ascii="Calibri" w:hAnsi="Calibri" w:eastAsia="Calibri"/>
-          <w:b w:val="0"/>
-          <w:i w:val="0"/>
-          <w:sz w:val="22"/>
-        </w:rPr>
         <w:t xml:space="preserve">Time pequeno (ela + 1 Avanade + 2 cliente). Clima bom; frustração é o </w:t>
       </w:r>
       <w:r>
         <w:rPr>
-          <w:rFonts w:ascii="Calibri" w:hAnsi="Calibri" w:eastAsia="Calibri"/>
           <w:b/>
-          <w:i w:val="0"/>
-          <w:sz w:val="22"/>
         </w:rPr>
         <w:t>tipo de trabalho</w:t>
       </w:r>
       <w:r>
-        <w:rPr>
-          <w:rFonts w:ascii="Calibri" w:hAnsi="Calibri" w:eastAsia="Calibri"/>
-          <w:b w:val="0"/>
-          <w:i w:val="0"/>
-          <w:sz w:val="22"/>
-        </w:rPr>
         <w:t>.</w:t>
       </w:r>
     </w:p>
@@ -340,12 +207,6 @@
         <w:pStyle w:val="ListBullet"/>
       </w:pPr>
       <w:r>
-        <w:rPr>
-          <w:rFonts w:ascii="Calibri" w:hAnsi="Calibri" w:eastAsia="Calibri"/>
-          <w:b w:val="0"/>
-          <w:i w:val="0"/>
-          <w:sz w:val="22"/>
-        </w:rPr>
         <w:t>Sensação relatada: “fui reprovada numa prova” / “voltei para 2017”.</w:t>
       </w:r>
     </w:p>
@@ -354,12 +215,6 @@
         <w:pStyle w:val="ListBullet"/>
       </w:pPr>
       <w:r>
-        <w:rPr>
-          <w:rFonts w:ascii="Calibri" w:hAnsi="Calibri" w:eastAsia="Calibri"/>
-          <w:b w:val="0"/>
-          <w:i w:val="0"/>
-          <w:sz w:val="22"/>
-        </w:rPr>
         <w:t>Já pediu troca ao Josias; pediram para esperar.</w:t>
       </w:r>
     </w:p>
@@ -398,9 +253,7 @@
             </w:r>
             <w:r>
               <w:rPr>
-                <w:rFonts w:ascii="Calibri" w:hAnsi="Calibri" w:eastAsia="Calibri"/>
                 <w:b/>
-                <w:i w:val="0"/>
                 <w:color w:val="FFFFFF"/>
                 <w:sz w:val="20"/>
               </w:rPr>
@@ -423,9 +276,7 @@
             </w:r>
             <w:r>
               <w:rPr>
-                <w:rFonts w:ascii="Calibri" w:hAnsi="Calibri" w:eastAsia="Calibri"/>
                 <w:b/>
-                <w:i w:val="0"/>
                 <w:color w:val="FFFFFF"/>
                 <w:sz w:val="20"/>
               </w:rPr>
@@ -448,9 +299,7 @@
             </w:r>
             <w:r>
               <w:rPr>
-                <w:rFonts w:ascii="Calibri" w:hAnsi="Calibri" w:eastAsia="Calibri"/>
                 <w:b/>
-                <w:i w:val="0"/>
                 <w:color w:val="FFFFFF"/>
                 <w:sz w:val="20"/>
               </w:rPr>
@@ -472,9 +321,6 @@
             </w:r>
             <w:r>
               <w:rPr>
-                <w:rFonts w:ascii="Calibri" w:hAnsi="Calibri" w:eastAsia="Calibri"/>
-                <w:b w:val="0"/>
-                <w:i w:val="0"/>
                 <w:sz w:val="20"/>
               </w:rPr>
               <w:t>SC-900, DP-900</w:t>
@@ -493,9 +339,6 @@
             </w:r>
             <w:r>
               <w:rPr>
-                <w:rFonts w:ascii="Calibri" w:hAnsi="Calibri" w:eastAsia="Calibri"/>
-                <w:b w:val="0"/>
-                <w:i w:val="0"/>
                 <w:sz w:val="20"/>
               </w:rPr>
               <w:t>AZ-900 (3–4x), AI-900 (3–4x)</w:t>
@@ -514,9 +357,6 @@
             </w:r>
             <w:r>
               <w:rPr>
-                <w:rFonts w:ascii="Calibri" w:hAnsi="Calibri" w:eastAsia="Calibri"/>
-                <w:b w:val="0"/>
-                <w:i w:val="0"/>
                 <w:sz w:val="20"/>
               </w:rPr>
               <w:t>GH-900 (GitHub); descartou MS-900</w:t>
@@ -531,12 +371,6 @@
         <w:pStyle w:val="ListBullet"/>
       </w:pPr>
       <w:r>
-        <w:rPr>
-          <w:rFonts w:ascii="Calibri" w:hAnsi="Calibri" w:eastAsia="Calibri"/>
-          <w:b w:val="0"/>
-          <w:i w:val="0"/>
-          <w:sz w:val="22"/>
-        </w:rPr>
         <w:t>Quase um ano estudando; desanimou.</w:t>
       </w:r>
     </w:p>
@@ -545,30 +379,15 @@
         <w:pStyle w:val="ListBullet"/>
       </w:pPr>
       <w:r>
-        <w:rPr>
-          <w:rFonts w:ascii="Calibri" w:hAnsi="Calibri" w:eastAsia="Calibri"/>
-          <w:b w:val="0"/>
-          <w:i w:val="0"/>
-          <w:sz w:val="22"/>
-        </w:rPr>
         <w:t xml:space="preserve">AI-900 agora </w:t>
       </w:r>
       <w:r>
         <w:rPr>
-          <w:rFonts w:ascii="Calibri" w:hAnsi="Calibri" w:eastAsia="Calibri"/>
           <w:b/>
-          <w:i w:val="0"/>
-          <w:sz w:val="22"/>
         </w:rPr>
         <w:t>só em inglês</w:t>
       </w:r>
       <w:r>
-        <w:rPr>
-          <w:rFonts w:ascii="Calibri" w:hAnsi="Calibri" w:eastAsia="Calibri"/>
-          <w:b w:val="0"/>
-          <w:i w:val="0"/>
-          <w:sz w:val="22"/>
-        </w:rPr>
         <w:t xml:space="preserve"> — barreira principal.</w:t>
       </w:r>
     </w:p>
@@ -577,12 +396,6 @@
         <w:pStyle w:val="ListBullet"/>
       </w:pPr>
       <w:r>
-        <w:rPr>
-          <w:rFonts w:ascii="Calibri" w:hAnsi="Calibri" w:eastAsia="Calibri"/>
-          <w:b w:val="0"/>
-          <w:i w:val="0"/>
-          <w:sz w:val="22"/>
-        </w:rPr>
         <w:t>PL sugeriu começar por certificação mais acessível e subir o nível.</w:t>
       </w:r>
     </w:p>
@@ -592,20 +405,11 @@
       </w:pPr>
       <w:r>
         <w:rPr>
-          <w:rFonts w:ascii="Calibri" w:hAnsi="Calibri" w:eastAsia="Calibri"/>
           <w:b/>
-          <w:i w:val="0"/>
-          <w:sz w:val="22"/>
         </w:rPr>
         <w:t>Women In Tech:</w:t>
       </w:r>
       <w:r>
-        <w:rPr>
-          <w:rFonts w:ascii="Calibri" w:hAnsi="Calibri" w:eastAsia="Calibri"/>
-          <w:b w:val="0"/>
-          <w:i w:val="0"/>
-          <w:sz w:val="22"/>
-        </w:rPr>
         <w:t xml:space="preserve"> voluntariado de onboarding.</w:t>
       </w:r>
     </w:p>
@@ -615,20 +419,11 @@
       </w:pPr>
       <w:r>
         <w:rPr>
-          <w:rFonts w:ascii="Calibri" w:hAnsi="Calibri" w:eastAsia="Calibri"/>
           <w:b/>
-          <w:i w:val="0"/>
-          <w:sz w:val="22"/>
         </w:rPr>
         <w:t>Power Skills:</w:t>
       </w:r>
       <w:r>
-        <w:rPr>
-          <w:rFonts w:ascii="Calibri" w:hAnsi="Calibri" w:eastAsia="Calibri"/>
-          <w:b w:val="0"/>
-          <w:i w:val="0"/>
-          <w:sz w:val="22"/>
-        </w:rPr>
         <w:t xml:space="preserve"> 1x/mês (até ago); às vezes atrasa a daily e perde CALL da prática.</w:t>
       </w:r>
     </w:p>
@@ -645,12 +440,6 @@
         <w:pStyle w:val="ListBullet"/>
       </w:pPr>
       <w:r>
-        <w:rPr>
-          <w:rFonts w:ascii="Calibri" w:hAnsi="Calibri" w:eastAsia="Calibri"/>
-          <w:b w:val="0"/>
-          <w:i w:val="0"/>
-          <w:sz w:val="22"/>
-        </w:rPr>
         <w:t>Compliance: ela não viu pendência (conferir de novo no ciclo).</w:t>
       </w:r>
     </w:p>
@@ -659,12 +448,6 @@
         <w:pStyle w:val="ListBullet"/>
       </w:pPr>
       <w:r>
-        <w:rPr>
-          <w:rFonts w:ascii="Calibri" w:hAnsi="Calibri" w:eastAsia="Calibri"/>
-          <w:b w:val="0"/>
-          <w:i w:val="0"/>
-          <w:sz w:val="22"/>
-        </w:rPr>
         <w:t>Ausências pontuais por demanda familiar — avisa o gestor; pediu que o PL saiba se o projeto procurar.</w:t>
       </w:r>
     </w:p>
@@ -673,12 +456,6 @@
         <w:pStyle w:val="ListBullet"/>
       </w:pPr>
       <w:r>
-        <w:rPr>
-          <w:rFonts w:ascii="Calibri" w:hAnsi="Calibri" w:eastAsia="Calibri"/>
-          <w:b w:val="0"/>
-          <w:i w:val="0"/>
-          <w:sz w:val="22"/>
-        </w:rPr>
         <w:t>Canal aberto: qualquer problema no projeto, chamar o PL.</w:t>
       </w:r>
     </w:p>
@@ -716,9 +493,7 @@
             </w:r>
             <w:r>
               <w:rPr>
-                <w:rFonts w:ascii="Calibri" w:hAnsi="Calibri" w:eastAsia="Calibri"/>
                 <w:b/>
-                <w:i w:val="0"/>
                 <w:color w:val="FFFFFF"/>
                 <w:sz w:val="20"/>
               </w:rPr>
@@ -741,9 +516,7 @@
             </w:r>
             <w:r>
               <w:rPr>
-                <w:rFonts w:ascii="Calibri" w:hAnsi="Calibri" w:eastAsia="Calibri"/>
                 <w:b/>
-                <w:i w:val="0"/>
                 <w:color w:val="FFFFFF"/>
                 <w:sz w:val="20"/>
               </w:rPr>
@@ -765,9 +538,6 @@
             </w:r>
             <w:r>
               <w:rPr>
-                <w:rFonts w:ascii="Calibri" w:hAnsi="Calibri" w:eastAsia="Calibri"/>
-                <w:b w:val="0"/>
-                <w:i w:val="0"/>
                 <w:sz w:val="20"/>
               </w:rPr>
               <w:t>1:1 mensal</w:t>
@@ -786,9 +556,6 @@
             </w:r>
             <w:r>
               <w:rPr>
-                <w:rFonts w:ascii="Calibri" w:hAnsi="Calibri" w:eastAsia="Calibri"/>
-                <w:b w:val="0"/>
-                <w:i w:val="0"/>
                 <w:sz w:val="20"/>
               </w:rPr>
               <w:t>Combinado</w:t>
@@ -810,9 +577,6 @@
             </w:r>
             <w:r>
               <w:rPr>
-                <w:rFonts w:ascii="Calibri" w:hAnsi="Calibri" w:eastAsia="Calibri"/>
-                <w:b w:val="0"/>
-                <w:i w:val="0"/>
                 <w:sz w:val="20"/>
               </w:rPr>
               <w:t>E-mail do gestor (Rafael Martins)</w:t>
@@ -832,9 +596,6 @@
             </w:r>
             <w:r>
               <w:rPr>
-                <w:rFonts w:ascii="Calibri" w:hAnsi="Calibri" w:eastAsia="Calibri"/>
-                <w:b w:val="0"/>
-                <w:i w:val="0"/>
                 <w:sz w:val="20"/>
               </w:rPr>
               <w:t>Pendente</w:t>
@@ -855,9 +616,6 @@
             </w:r>
             <w:r>
               <w:rPr>
-                <w:rFonts w:ascii="Calibri" w:hAnsi="Calibri" w:eastAsia="Calibri"/>
-                <w:b w:val="0"/>
-                <w:i w:val="0"/>
                 <w:sz w:val="20"/>
               </w:rPr>
               <w:t>Plano de certificação passo a passo</w:t>
@@ -876,9 +634,6 @@
             </w:r>
             <w:r>
               <w:rPr>
-                <w:rFonts w:ascii="Calibri" w:hAnsi="Calibri" w:eastAsia="Calibri"/>
-                <w:b w:val="0"/>
-                <w:i w:val="0"/>
                 <w:sz w:val="20"/>
               </w:rPr>
               <w:t>Pendente → pauta da #2</w:t>
@@ -900,9 +655,6 @@
             </w:r>
             <w:r>
               <w:rPr>
-                <w:rFonts w:ascii="Calibri" w:hAnsi="Calibri" w:eastAsia="Calibri"/>
-                <w:b w:val="0"/>
-                <w:i w:val="0"/>
                 <w:sz w:val="20"/>
               </w:rPr>
               <w:t>Avisar PL em ausências relevantes</w:t>
@@ -922,9 +674,6 @@
             </w:r>
             <w:r>
               <w:rPr>
-                <w:rFonts w:ascii="Calibri" w:hAnsi="Calibri" w:eastAsia="Calibri"/>
-                <w:b w:val="0"/>
-                <w:i w:val="0"/>
                 <w:sz w:val="20"/>
               </w:rPr>
               <w:t>Combinado</w:t>
@@ -947,12 +696,6 @@
         <w:pStyle w:val="ListBullet"/>
       </w:pPr>
       <w:r>
-        <w:rPr>
-          <w:rFonts w:ascii="Calibri" w:hAnsi="Calibri" w:eastAsia="Calibri"/>
-          <w:b w:val="0"/>
-          <w:i w:val="0"/>
-          <w:sz w:val="22"/>
-        </w:rPr>
         <w:t>Risco: FY26 fechar só com “não passou na AI-900” + voluntariado.</w:t>
       </w:r>
     </w:p>
@@ -961,30 +704,15 @@
         <w:pStyle w:val="ListBullet"/>
       </w:pPr>
       <w:r>
-        <w:rPr>
-          <w:rFonts w:ascii="Calibri" w:hAnsi="Calibri" w:eastAsia="Calibri"/>
-          <w:b w:val="0"/>
-          <w:i w:val="0"/>
-          <w:sz w:val="22"/>
-        </w:rPr>
         <w:t xml:space="preserve">Precisa de </w:t>
       </w:r>
       <w:r>
         <w:rPr>
-          <w:rFonts w:ascii="Calibri" w:hAnsi="Calibri" w:eastAsia="Calibri"/>
           <w:b/>
-          <w:i w:val="0"/>
-          <w:sz w:val="22"/>
         </w:rPr>
         <w:t>evidência da MAPFRE</w:t>
       </w:r>
       <w:r>
-        <w:rPr>
-          <w:rFonts w:ascii="Calibri" w:hAnsi="Calibri" w:eastAsia="Calibri"/>
-          <w:b w:val="0"/>
-          <w:i w:val="0"/>
-          <w:sz w:val="22"/>
-        </w:rPr>
         <w:t xml:space="preserve"> no Workday.</w:t>
       </w:r>
     </w:p>
@@ -993,30 +721,15 @@
         <w:pStyle w:val="ListBullet"/>
       </w:pPr>
       <w:r>
-        <w:rPr>
-          <w:rFonts w:ascii="Calibri" w:hAnsi="Calibri" w:eastAsia="Calibri"/>
-          <w:b w:val="0"/>
-          <w:i w:val="0"/>
-          <w:sz w:val="22"/>
-        </w:rPr>
         <w:t xml:space="preserve">Mobilidade: escutar, documentar, </w:t>
       </w:r>
       <w:r>
         <w:rPr>
-          <w:rFonts w:ascii="Calibri" w:hAnsi="Calibri" w:eastAsia="Calibri"/>
           <w:b/>
-          <w:i w:val="0"/>
-          <w:sz w:val="22"/>
         </w:rPr>
         <w:t>não prometer</w:t>
       </w:r>
       <w:r>
-        <w:rPr>
-          <w:rFonts w:ascii="Calibri" w:hAnsi="Calibri" w:eastAsia="Calibri"/>
-          <w:b w:val="0"/>
-          <w:i w:val="0"/>
-          <w:sz w:val="22"/>
-        </w:rPr>
         <w:t xml:space="preserve"> saída na próxima call.</w:t>
       </w:r>
     </w:p>
@@ -1025,12 +738,6 @@
         <w:pStyle w:val="ListBullet"/>
       </w:pPr>
       <w:r>
-        <w:rPr>
-          <w:rFonts w:ascii="Calibri" w:hAnsi="Calibri" w:eastAsia="Calibri"/>
-          <w:b w:val="0"/>
-          <w:i w:val="0"/>
-          <w:sz w:val="22"/>
-        </w:rPr>
         <w:t>Próxima call deve fechar prioridades, autoavaliação e escada realista de certificação.</w:t>
       </w:r>
     </w:p>
@@ -1044,12 +751,6 @@
     </w:p>
     <w:p>
       <w:r>
-        <w:rPr>
-          <w:rFonts w:ascii="Calibri" w:hAnsi="Calibri" w:eastAsia="Calibri"/>
-          <w:b w:val="0"/>
-          <w:i w:val="0"/>
-          <w:sz w:val="22"/>
-        </w:rPr>
         <w:t>Doc pronto com passo a passo na tela + textos para colar + Atualidade ≤150 caracteres:</w:t>
       </w:r>
     </w:p>
@@ -1058,19 +759,11 @@
         <w:pStyle w:val="ListBullet"/>
       </w:pPr>
       <w:r>
-        <w:rPr>
-          <w:rFonts w:ascii="Calibri" w:hAnsi="Calibri" w:eastAsia="Calibri"/>
-          <w:b w:val="0"/>
-          <w:i w:val="0"/>
-          <w:sz w:val="22"/>
-        </w:rPr>
         <w:t xml:space="preserve">Markdown: </w:t>
       </w:r>
       <w:r>
         <w:rPr>
-          <w:rFonts w:ascii="Consolas" w:hAnsi="Consolas" w:eastAsia="Consolas"/>
-          <w:b w:val="0"/>
-          <w:i w:val="0"/>
+          <w:rFonts w:ascii="Consolas" w:hAnsi="Consolas"/>
           <w:color w:val="333333"/>
           <w:sz w:val="18"/>
         </w:rPr>
@@ -1082,19 +775,11 @@
         <w:pStyle w:val="ListBullet"/>
       </w:pPr>
       <w:r>
-        <w:rPr>
-          <w:rFonts w:ascii="Calibri" w:hAnsi="Calibri" w:eastAsia="Calibri"/>
-          <w:b w:val="0"/>
-          <w:i w:val="0"/>
-          <w:sz w:val="22"/>
-        </w:rPr>
         <w:t xml:space="preserve">Word: </w:t>
       </w:r>
       <w:r>
         <w:rPr>
-          <w:rFonts w:ascii="Consolas" w:hAnsi="Consolas" w:eastAsia="Consolas"/>
-          <w:b w:val="0"/>
-          <w:i w:val="0"/>
+          <w:rFonts w:ascii="Consolas" w:hAnsi="Consolas"/>
           <w:color w:val="333333"/>
           <w:sz w:val="18"/>
         </w:rPr>
@@ -1103,71 +788,37 @@
     </w:p>
     <w:p>
       <w:r>
-        <w:rPr>
-          <w:rFonts w:ascii="Calibri" w:hAnsi="Calibri" w:eastAsia="Calibri"/>
-          <w:b w:val="0"/>
-          <w:i w:val="0"/>
-          <w:sz w:val="22"/>
-        </w:rPr>
         <w:t xml:space="preserve">Resumo do caminho: Priorities Homepage → </w:t>
       </w:r>
       <w:r>
         <w:rPr>
-          <w:rFonts w:ascii="Calibri" w:hAnsi="Calibri" w:eastAsia="Calibri"/>
           <w:b/>
-          <w:i w:val="0"/>
-          <w:sz w:val="22"/>
         </w:rPr>
         <w:t>Edit &gt;</w:t>
       </w:r>
       <w:r>
-        <w:rPr>
-          <w:rFonts w:ascii="Calibri" w:hAnsi="Calibri" w:eastAsia="Calibri"/>
-          <w:b w:val="0"/>
-          <w:i w:val="0"/>
-          <w:sz w:val="22"/>
-        </w:rPr>
         <w:t xml:space="preserve"> → </w:t>
       </w:r>
       <w:r>
         <w:rPr>
-          <w:rFonts w:ascii="Calibri" w:hAnsi="Calibri" w:eastAsia="Calibri"/>
           <w:b/>
-          <w:i w:val="0"/>
-          <w:sz w:val="22"/>
         </w:rPr>
         <w:t>Submeta e Refleta</w:t>
       </w:r>
       <w:r>
-        <w:rPr>
-          <w:rFonts w:ascii="Calibri" w:hAnsi="Calibri" w:eastAsia="Calibri"/>
-          <w:b w:val="0"/>
-          <w:i w:val="0"/>
-          <w:sz w:val="22"/>
-        </w:rPr>
         <w:t xml:space="preserve"> → colar reflexão → slider → Atualidade (máx. 150) → </w:t>
       </w:r>
       <w:r>
         <w:rPr>
-          <w:rFonts w:ascii="Calibri" w:hAnsi="Calibri" w:eastAsia="Calibri"/>
           <w:b/>
-          <w:i w:val="0"/>
-          <w:sz w:val="22"/>
         </w:rPr>
         <w:t>Enviar</w:t>
       </w:r>
       <w:r>
-        <w:rPr>
-          <w:rFonts w:ascii="Calibri" w:hAnsi="Calibri" w:eastAsia="Calibri"/>
-          <w:b w:val="0"/>
-          <w:i w:val="0"/>
-          <w:sz w:val="22"/>
-        </w:rPr>
         <w:t>.</w:t>
       </w:r>
     </w:p>
     <w:sectPr>
-      <w:footerReference w:type="default" r:id="rId9"/>
       <w:pgSz w:w="12240" w:h="15840"/>
       <w:pgMar w:top="1134" w:right="1247" w:bottom="1134" w:left="1247" w:header="720" w:footer="720" w:gutter="0"/>
       <w:cols w:space="720"/>
@@ -1175,27 +826,6 @@
     </w:sectPr>
   </w:body>
 </w:document>
-</file>
-
-<file path=word/footer1.xml><?xml version="1.0" encoding="utf-8"?>
-<w:ftr xmlns:m="http://schemas.openxmlformats.org/officeDocument/2006/math" xmlns:mc="http://schemas.openxmlformats.org/markup-compatibility/2006" xmlns:mo="http://schemas.microsoft.com/office/mac/office/2008/main" xmlns:mv="urn:schemas-microsoft-com:mac:vml" xmlns:o="urn:schemas-microsoft-com:office:office" xmlns:r="http://schemas.openxmlformats.org/officeDocument/2006/relationships" xmlns:v="urn:schemas-microsoft-com:vml" xmlns:w10="urn:schemas-microsoft-com:office:word" xmlns:w14="http://schemas.microsoft.com/office/word/2010/wordml" xmlns:w="http://schemas.openxmlformats.org/wordprocessingml/2006/main" xmlns:wne="http://schemas.microsoft.com/office/word/2006/wordml" xmlns:wp14="http://schemas.microsoft.com/office/word/2010/wordprocessingDrawing" xmlns:wp="http://schemas.openxmlformats.org/drawingml/2006/wordprocessingDrawing" xmlns:wpc="http://schemas.microsoft.com/office/word/2010/wordprocessingCanvas" xmlns:wpg="http://schemas.microsoft.com/office/word/2010/wordprocessingGroup" xmlns:wpi="http://schemas.microsoft.com/office/word/2010/wordprocessingInk" xmlns:wps="http://schemas.microsoft.com/office/word/2010/wordprocessingShape" mc:Ignorable="w14 wp14">
-  <w:p>
-    <w:pPr>
-      <w:pStyle w:val="Footer"/>
-      <w:jc w:val="center"/>
-    </w:pPr>
-    <w:r>
-      <w:rPr>
-        <w:rFonts w:ascii="Calibri" w:hAnsi="Calibri" w:eastAsia="Calibri"/>
-        <w:b w:val="0"/>
-        <w:i/>
-        <w:color w:val="555555"/>
-        <w:sz w:val="16"/>
-      </w:rPr>
-      <w:t>People Lead · Andressa Silva · documento vivo · atualizar a cada 1:1</w:t>
-    </w:r>
-  </w:p>
-</w:ftr>
 </file>
 
 <file path=word/numbering.xml><?xml version="1.0" encoding="utf-8"?>
